--- a/pr-preview/pr-195/chapters/conciseness.docx
+++ b/pr-preview/pr-195/chapters/conciseness.docx
@@ -15,7 +15,7 @@
         <w:pStyle w:val="Date"/>
       </w:pPr>
       <w:r>
-        <w:t xml:space="preserve">Last modified: 2026-10-14 01:37:07 (PDT)</w:t>
+        <w:t xml:space="preserve">Last modified: 2026-10-14 01:46:34 (PDT)</w:t>
       </w:r>
     </w:p>
     <w:tbl>

--- a/pr-preview/pr-195/chapters/conciseness.docx
+++ b/pr-preview/pr-195/chapters/conciseness.docx
@@ -15,7 +15,7 @@
         <w:pStyle w:val="Date"/>
       </w:pPr>
       <w:r>
-        <w:t xml:space="preserve">Last modified: 2026-10-14 01:46:34 (PDT)</w:t>
+        <w:t xml:space="preserve">Last modified: 2026-10-16 10:25:17 (PDT)</w:t>
       </w:r>
     </w:p>
     <w:tbl>
@@ -190,7 +190,7 @@
         <w:t xml:space="preserve">do so.</w:t>
       </w:r>
     </w:p>
-    <w:bookmarkStart w:id="12" w:name="common-ways-to-improve-conciseness"/>
+    <w:bookmarkStart w:id="13" w:name="common-ways-to-improve-conciseness"/>
     <w:p>
       <w:pPr>
         <w:pStyle w:val="Heading2"/>
@@ -502,15 +502,44 @@
       <w:r>
         <w:t xml:space="preserve">but about removing words that do not contribute to meaning or clarity.</w:t>
       </w:r>
-    </w:p>
-    <w:bookmarkEnd w:id="12"/>
-    <w:bookmarkStart w:id="14" w:name="write-in-the-active-voice"/>
+      <w:r>
+        <w:t xml:space="preserve"> </w:t>
+      </w:r>
+      <w:r>
+        <w:t xml:space="preserve">Keep a clause or a technical term when removing it would lose meaning or precision,</w:t>
+      </w:r>
+      <w:r>
+        <w:t xml:space="preserve"> </w:t>
+      </w:r>
+      <w:r>
+        <w:t xml:space="preserve">and never replace an honest</w:t>
+      </w:r>
+      <w:r>
+        <w:t xml:space="preserve"> </w:t>
+      </w:r>
+      <w:hyperlink r:id="rId12">
+        <w:r>
+          <w:rPr>
+            <w:rStyle w:val="Hyperlink"/>
+          </w:rPr>
+          <w:t xml:space="preserve">hedge</w:t>
+        </w:r>
+      </w:hyperlink>
+      <w:r>
+        <w:t xml:space="preserve"> </w:t>
+      </w:r>
+      <w:r>
+        <w:t xml:space="preserve">with false confidence.</w:t>
+      </w:r>
+    </w:p>
+    <w:bookmarkEnd w:id="13"/>
+    <w:bookmarkStart w:id="14" w:name="make-every-word-tell"/>
     <w:p>
       <w:pPr>
         <w:pStyle w:val="Heading2"/>
       </w:pPr>
       <w:r>
-        <w:t xml:space="preserve">2 Write in the active voice</w:t>
+        <w:t xml:space="preserve">2 Make every word tell</w:t>
       </w:r>
     </w:p>
     <w:p>
@@ -518,12 +547,274 @@
         <w:pStyle w:val="FirstParagraph"/>
       </w:pPr>
       <w:r>
+        <w:t xml:space="preserve">Strunk’s rule 13 states the principle:</w:t>
+      </w:r>
+      <w:r>
+        <w:t xml:space="preserve"> </w:t>
+      </w:r>
+      <w:r>
+        <w:t xml:space="preserve">“Vigorous writing is concise.</w:t>
+      </w:r>
+      <w:r>
+        <w:t xml:space="preserve"> </w:t>
+      </w:r>
+      <w:r>
+        <w:t xml:space="preserve">A sentence should contain no unnecessary words,</w:t>
+      </w:r>
+      <w:r>
+        <w:t xml:space="preserve"> </w:t>
+      </w:r>
+      <w:r>
+        <w:t xml:space="preserve">a paragraph no unnecessary sentences,</w:t>
+      </w:r>
+      <w:r>
+        <w:t xml:space="preserve"> </w:t>
+      </w:r>
+      <w:r>
+        <w:t xml:space="preserve">for the same reason that a drawing should have no unnecessary lines</w:t>
+      </w:r>
+      <w:r>
+        <w:t xml:space="preserve"> </w:t>
+      </w:r>
+      <w:r>
+        <w:t xml:space="preserve">and a machine no unnecessary parts.”</w:t>
+      </w:r>
+      <w:r>
+        <w:t xml:space="preserve"> </w:t>
+      </w:r>
+      <w:r>
+        <w:t xml:space="preserve">He adds that this</w:t>
+      </w:r>
+      <w:r>
+        <w:t xml:space="preserve"> </w:t>
+      </w:r>
+      <w:r>
+        <w:t xml:space="preserve">“requires not that the writer make all his sentences short,</w:t>
+      </w:r>
+      <w:r>
+        <w:t xml:space="preserve"> </w:t>
+      </w:r>
+      <w:r>
+        <w:t xml:space="preserve">or that he avoid all detail and treat his subjects only in outline,</w:t>
+      </w:r>
+      <w:r>
+        <w:t xml:space="preserve"> </w:t>
+      </w:r>
+      <w:r>
+        <w:t xml:space="preserve">but that he make every word tell”</w:t>
+      </w:r>
+      <w:r>
+        <w:t xml:space="preserve"> </w:t>
+      </w:r>
+      <w:r>
+        <w:t xml:space="preserve">(Strunk 1920, rule 13)</w:t>
+      </w:r>
+      <w:r>
+        <w:t xml:space="preserve">.</w:t>
+      </w:r>
+    </w:p>
+    <w:p>
+      <w:pPr>
+        <w:pStyle w:val="BodyText"/>
+      </w:pPr>
+      <w:r>
+        <w:t xml:space="preserve">Strunk’s examples of expressions that waste words:</w:t>
+      </w:r>
+    </w:p>
+    <w:p>
+      <w:pPr>
+        <w:pStyle w:val="Compact"/>
+        <w:numPr>
+          <w:ilvl w:val="0"/>
+          <w:numId w:val="1006"/>
+        </w:numPr>
+      </w:pPr>
+      <w:r>
+        <w:t xml:space="preserve">“the question as to whether”</w:t>
+      </w:r>
+      <w:r>
+        <w:t xml:space="preserve"> </w:t>
+      </w:r>
+      <w:r>
+        <w:t xml:space="preserve">→</w:t>
+      </w:r>
+      <w:r>
+        <w:t xml:space="preserve"> </w:t>
+      </w:r>
+      <w:r>
+        <w:t xml:space="preserve">“whether”</w:t>
+      </w:r>
+    </w:p>
+    <w:p>
+      <w:pPr>
+        <w:pStyle w:val="Compact"/>
+        <w:numPr>
+          <w:ilvl w:val="0"/>
+          <w:numId w:val="1006"/>
+        </w:numPr>
+      </w:pPr>
+      <w:r>
+        <w:t xml:space="preserve">“used for fuel purposes”</w:t>
+      </w:r>
+      <w:r>
+        <w:t xml:space="preserve"> </w:t>
+      </w:r>
+      <w:r>
+        <w:t xml:space="preserve">→</w:t>
+      </w:r>
+      <w:r>
+        <w:t xml:space="preserve"> </w:t>
+      </w:r>
+      <w:r>
+        <w:t xml:space="preserve">“used for fuel”</w:t>
+      </w:r>
+    </w:p>
+    <w:p>
+      <w:pPr>
+        <w:pStyle w:val="Compact"/>
+        <w:numPr>
+          <w:ilvl w:val="0"/>
+          <w:numId w:val="1006"/>
+        </w:numPr>
+      </w:pPr>
+      <w:r>
+        <w:t xml:space="preserve">“in a hasty manner”</w:t>
+      </w:r>
+      <w:r>
+        <w:t xml:space="preserve"> </w:t>
+      </w:r>
+      <w:r>
+        <w:t xml:space="preserve">→</w:t>
+      </w:r>
+      <w:r>
+        <w:t xml:space="preserve"> </w:t>
+      </w:r>
+      <w:r>
+        <w:t xml:space="preserve">“hastily”</w:t>
+      </w:r>
+    </w:p>
+    <w:p>
+      <w:pPr>
+        <w:pStyle w:val="Compact"/>
+        <w:numPr>
+          <w:ilvl w:val="0"/>
+          <w:numId w:val="1006"/>
+        </w:numPr>
+      </w:pPr>
+      <w:r>
+        <w:t xml:space="preserve">“owing to the fact that”</w:t>
+      </w:r>
+      <w:r>
+        <w:t xml:space="preserve"> </w:t>
+      </w:r>
+      <w:r>
+        <w:t xml:space="preserve">→</w:t>
+      </w:r>
+      <w:r>
+        <w:t xml:space="preserve"> </w:t>
+      </w:r>
+      <w:r>
+        <w:t xml:space="preserve">“since”</w:t>
+      </w:r>
+    </w:p>
+    <w:p>
+      <w:pPr>
+        <w:pStyle w:val="Compact"/>
+        <w:numPr>
+          <w:ilvl w:val="0"/>
+          <w:numId w:val="1006"/>
+        </w:numPr>
+      </w:pPr>
+      <w:r>
+        <w:t xml:space="preserve">“the fact that he had not succeeded”</w:t>
+      </w:r>
+      <w:r>
+        <w:t xml:space="preserve"> </w:t>
+      </w:r>
+      <w:r>
+        <w:t xml:space="preserve">→</w:t>
+      </w:r>
+      <w:r>
+        <w:t xml:space="preserve"> </w:t>
+      </w:r>
+      <w:r>
+        <w:t xml:space="preserve">“his failure”</w:t>
+      </w:r>
+    </w:p>
+    <w:p>
+      <w:pPr>
+        <w:pStyle w:val="Compact"/>
+        <w:numPr>
+          <w:ilvl w:val="0"/>
+          <w:numId w:val="1006"/>
+        </w:numPr>
+      </w:pPr>
+      <w:r>
+        <w:t xml:space="preserve">“His brother, who is a member of the same firm”</w:t>
+      </w:r>
+      <w:r>
+        <w:t xml:space="preserve"> </w:t>
+      </w:r>
+      <w:r>
+        <w:t xml:space="preserve">→</w:t>
+      </w:r>
+      <w:r>
+        <w:t xml:space="preserve"> </w:t>
+      </w:r>
+      <w:r>
+        <w:t xml:space="preserve">“His brother, a member of the same firm”</w:t>
+      </w:r>
+    </w:p>
+    <w:p>
+      <w:pPr>
+        <w:pStyle w:val="FirstParagraph"/>
+      </w:pPr>
+      <w:r>
+        <w:t xml:space="preserve">The same rule applies to statistical writing:</w:t>
+      </w:r>
+      <w:r>
+        <w:t xml:space="preserve"> </w:t>
+      </w:r>
+      <w:r>
+        <w:t xml:space="preserve">“We conducted an analysis of the data to determine whether there is an association between smoking and lung cancer”</w:t>
+      </w:r>
+      <w:r>
+        <w:t xml:space="preserve"> </w:t>
+      </w:r>
+      <w:r>
+        <w:t xml:space="preserve">becomes</w:t>
+      </w:r>
+      <w:r>
+        <w:t xml:space="preserve"> </w:t>
+      </w:r>
+      <w:r>
+        <w:t xml:space="preserve">“We tested whether smoking is associated with lung cancer”</w:t>
+      </w:r>
+      <w:r>
+        <w:t xml:space="preserve">.</w:t>
+      </w:r>
+    </w:p>
+    <w:bookmarkEnd w:id="14"/>
+    <w:bookmarkStart w:id="16" w:name="write-in-the-active-voice"/>
+    <w:p>
+      <w:pPr>
+        <w:pStyle w:val="Heading2"/>
+      </w:pPr>
+      <w:r>
+        <w:t xml:space="preserve">3 Write in the active voice</w:t>
+      </w:r>
+    </w:p>
+    <w:p>
+      <w:pPr>
+        <w:pStyle w:val="FirstParagraph"/>
+      </w:pPr>
+      <w:r>
         <w:t xml:space="preserve">Use the</w:t>
       </w:r>
       <w:r>
         <w:t xml:space="preserve"> </w:t>
       </w:r>
-      <w:hyperlink r:id="rId13">
+      <w:hyperlink r:id="rId15">
         <w:r>
           <w:rPr>
             <w:rStyle w:val="Hyperlink"/>
@@ -563,7 +854,7 @@
         <w:pStyle w:val="Compact"/>
         <w:numPr>
           <w:ilvl w:val="0"/>
-          <w:numId w:val="1006"/>
+          <w:numId w:val="1007"/>
         </w:numPr>
       </w:pPr>
       <w:r>
@@ -595,83 +886,6 @@
       </w:r>
       <w:r>
         <w:t xml:space="preserve">.</w:t>
-      </w:r>
-    </w:p>
-    <w:p>
-      <w:pPr>
-        <w:pStyle w:val="Compact"/>
-        <w:numPr>
-          <w:ilvl w:val="0"/>
-          <w:numId w:val="1006"/>
-        </w:numPr>
-      </w:pPr>
-      <w:r>
-        <w:t xml:space="preserve">Use</w:t>
-      </w:r>
-      <w:r>
-        <w:t xml:space="preserve"> </w:t>
-      </w:r>
-      <w:r>
-        <w:t xml:space="preserve">“we”</w:t>
-      </w:r>
-      <w:r>
-        <w:t xml:space="preserve"> </w:t>
-      </w:r>
-      <w:r>
-        <w:t xml:space="preserve">when the author and the reader work through an argument together, as in</w:t>
-      </w:r>
-      <w:r>
-        <w:t xml:space="preserve"> </w:t>
-      </w:r>
-      <w:r>
-        <w:t xml:space="preserve">“we now compute the gradient”</w:t>
-      </w:r>
-      <w:r>
-        <w:t xml:space="preserve">.</w:t>
-      </w:r>
-    </w:p>
-    <w:p>
-      <w:pPr>
-        <w:pStyle w:val="BlockText"/>
-      </w:pPr>
-      <w:r>
-        <w:t xml:space="preserve">❌ The minimum was found exactly, and the model was chosen by eye.</w:t>
-      </w:r>
-    </w:p>
-    <w:p>
-      <w:pPr>
-        <w:pStyle w:val="BlockText"/>
-      </w:pPr>
-      <w:r>
-        <w:t xml:space="preserve">✅ We found the minimum exactly, and we chose the model by eye.</w:t>
-      </w:r>
-      <w:r>
-        <w:t xml:space="preserve"> </w:t>
-      </w:r>
-      <w:r>
-        <w:t xml:space="preserve">(The author and reader work through the example together.)</w:t>
-      </w:r>
-    </w:p>
-    <w:p>
-      <w:pPr>
-        <w:pStyle w:val="BlockText"/>
-      </w:pPr>
-      <w:r>
-        <w:t xml:space="preserve">✅ I chose the model by eye, because the study had five points.</w:t>
-      </w:r>
-      <w:r>
-        <w:t xml:space="preserve"> </w:t>
-      </w:r>
-      <w:r>
-        <w:t xml:space="preserve">(A single author reports a choice.)</w:t>
-      </w:r>
-    </w:p>
-    <w:p>
-      <w:pPr>
-        <w:pStyle w:val="FirstParagraph"/>
-      </w:pPr>
-      <w:r>
-        <w:t xml:space="preserve">Passive voice is the right choice in a few cases:</w:t>
       </w:r>
     </w:p>
     <w:p>
@@ -683,13 +897,72 @@
         </w:numPr>
       </w:pPr>
       <w:r>
-        <w:t xml:space="preserve">The actor is unknown or does not matter, as in</w:t>
-      </w:r>
-      <w:r>
-        <w:t xml:space="preserve"> </w:t>
-      </w:r>
-      <w:r>
-        <w:t xml:space="preserve">“The samples were contaminated.”</w:t>
+        <w:t xml:space="preserve">Use</w:t>
+      </w:r>
+      <w:r>
+        <w:t xml:space="preserve"> </w:t>
+      </w:r>
+      <w:r>
+        <w:t xml:space="preserve">“we”</w:t>
+      </w:r>
+      <w:r>
+        <w:t xml:space="preserve"> </w:t>
+      </w:r>
+      <w:r>
+        <w:t xml:space="preserve">when the author and the reader work through an argument together, as in</w:t>
+      </w:r>
+      <w:r>
+        <w:t xml:space="preserve"> </w:t>
+      </w:r>
+      <w:r>
+        <w:t xml:space="preserve">“we now compute the gradient”</w:t>
+      </w:r>
+      <w:r>
+        <w:t xml:space="preserve">.</w:t>
+      </w:r>
+    </w:p>
+    <w:p>
+      <w:pPr>
+        <w:pStyle w:val="BlockText"/>
+      </w:pPr>
+      <w:r>
+        <w:t xml:space="preserve">❌ The minimum was found exactly, and the model was chosen by eye.</w:t>
+      </w:r>
+    </w:p>
+    <w:p>
+      <w:pPr>
+        <w:pStyle w:val="BlockText"/>
+      </w:pPr>
+      <w:r>
+        <w:t xml:space="preserve">✅ We found the minimum exactly, and we chose the model by eye.</w:t>
+      </w:r>
+      <w:r>
+        <w:t xml:space="preserve"> </w:t>
+      </w:r>
+      <w:r>
+        <w:t xml:space="preserve">(The author and reader work through the example together.)</w:t>
+      </w:r>
+    </w:p>
+    <w:p>
+      <w:pPr>
+        <w:pStyle w:val="BlockText"/>
+      </w:pPr>
+      <w:r>
+        <w:t xml:space="preserve">✅ I chose the model by eye, because the study had five points.</w:t>
+      </w:r>
+      <w:r>
+        <w:t xml:space="preserve"> </w:t>
+      </w:r>
+      <w:r>
+        <w:t xml:space="preserve">(A single author reports a choice.)</w:t>
+      </w:r>
+    </w:p>
+    <w:p>
+      <w:pPr>
+        <w:pStyle w:val="FirstParagraph"/>
+      </w:pPr>
+      <w:r>
+        <w:t xml:space="preserve">Passive voice is the right choice in a few cases:</w:t>
       </w:r>
     </w:p>
     <w:p>
@@ -697,11 +970,17 @@
         <w:pStyle w:val="Compact"/>
         <w:numPr>
           <w:ilvl w:val="0"/>
-          <w:numId w:val="1007"/>
+          <w:numId w:val="1008"/>
         </w:numPr>
       </w:pPr>
       <w:r>
-        <w:t xml:space="preserve">The receiver of the action is the topic of the paragraph, and the sentence is easier to follow with it as the subject.</w:t>
+        <w:t xml:space="preserve">The actor is unknown or does not matter, as in</w:t>
+      </w:r>
+      <w:r>
+        <w:t xml:space="preserve"> </w:t>
+      </w:r>
+      <w:r>
+        <w:t xml:space="preserve">“The samples were contaminated.”</w:t>
       </w:r>
     </w:p>
     <w:p>
@@ -709,10 +988,22 @@
         <w:pStyle w:val="Compact"/>
         <w:numPr>
           <w:ilvl w:val="0"/>
-          <w:numId w:val="1007"/>
+          <w:numId w:val="1008"/>
         </w:numPr>
       </w:pPr>
       <w:r>
+        <w:t xml:space="preserve">The receiver of the action is the topic of the paragraph, and the sentence is easier to follow with it as the subject.</w:t>
+      </w:r>
+    </w:p>
+    <w:p>
+      <w:pPr>
+        <w:pStyle w:val="Compact"/>
+        <w:numPr>
+          <w:ilvl w:val="0"/>
+          <w:numId w:val="1008"/>
+        </w:numPr>
+      </w:pPr>
+      <w:r>
         <w:t xml:space="preserve">The actor would be a vague</w:t>
       </w:r>
       <w:r>
@@ -745,14 +1036,77 @@
         <w:t xml:space="preserve">When none of these applies, rewrite the sentence with an active verb.</w:t>
       </w:r>
     </w:p>
-    <w:bookmarkEnd w:id="14"/>
-    <w:bookmarkStart w:id="15" w:name="lead-with-the-subject"/>
+    <w:bookmarkEnd w:id="16"/>
+    <w:bookmarkStart w:id="18" w:name="write-about-the-ideas-not-the-document"/>
     <w:p>
       <w:pPr>
         <w:pStyle w:val="Heading2"/>
       </w:pPr>
       <w:r>
-        <w:t xml:space="preserve">3 Lead with the subject</w:t>
+        <w:t xml:space="preserve">4 Write about the ideas, not the document</w:t>
+      </w:r>
+    </w:p>
+    <w:p>
+      <w:pPr>
+        <w:pStyle w:val="FirstParagraph"/>
+      </w:pPr>
+      <w:r>
+        <w:t xml:space="preserve">A sentence about which part of the document holds a definition adds no content.</w:t>
+      </w:r>
+      <w:r>
+        <w:t xml:space="preserve"> </w:t>
+      </w:r>
+      <w:r>
+        <w:t xml:space="preserve">State the idea and link the term, as</w:t>
+      </w:r>
+      <w:r>
+        <w:t xml:space="preserve"> </w:t>
+      </w:r>
+      <w:hyperlink r:id="rId17">
+        <w:r>
+          <w:rPr>
+            <w:rStyle w:val="Hyperlink"/>
+          </w:rPr>
+          <w:t xml:space="preserve">Talk about the ideas, not the notes</w:t>
+        </w:r>
+      </w:hyperlink>
+      <w:r>
+        <w:t xml:space="preserve"> </w:t>
+      </w:r>
+      <w:r>
+        <w:t xml:space="preserve">explains.</w:t>
+      </w:r>
+      <w:r>
+        <w:t xml:space="preserve"> </w:t>
+      </w:r>
+      <w:r>
+        <w:t xml:space="preserve">The ✅ example below omits the link only because this guide has no page for the term.</w:t>
+      </w:r>
+    </w:p>
+    <w:p>
+      <w:pPr>
+        <w:pStyle w:val="BlockText"/>
+      </w:pPr>
+      <w:r>
+        <w:t xml:space="preserve">❌ The statistics notes define the training error as the average loss on the fitted data.</w:t>
+      </w:r>
+    </w:p>
+    <w:p>
+      <w:pPr>
+        <w:pStyle w:val="BlockText"/>
+      </w:pPr>
+      <w:r>
+        <w:t xml:space="preserve">✅ The training error is the average loss on the data used to fit the model.</w:t>
+      </w:r>
+    </w:p>
+    <w:bookmarkEnd w:id="18"/>
+    <w:bookmarkStart w:id="19" w:name="lead-with-the-subject"/>
+    <w:p>
+      <w:pPr>
+        <w:pStyle w:val="Heading2"/>
+      </w:pPr>
+      <w:r>
+        <w:t xml:space="preserve">5 Lead with the subject</w:t>
       </w:r>
     </w:p>
     <w:p>
@@ -877,14 +1231,14 @@
         <w:t xml:space="preserve">.</w:t>
       </w:r>
     </w:p>
-    <w:bookmarkEnd w:id="15"/>
-    <w:bookmarkStart w:id="17" w:name="limit-complex-sentence-structures"/>
+    <w:bookmarkEnd w:id="19"/>
+    <w:bookmarkStart w:id="21" w:name="limit-complex-sentence-structures"/>
     <w:p>
       <w:pPr>
         <w:pStyle w:val="Heading2"/>
       </w:pPr>
       <w:r>
-        <w:t xml:space="preserve">4 Limit complex sentence structures</w:t>
+        <w:t xml:space="preserve">6 Limit complex sentence structures</w:t>
       </w:r>
     </w:p>
     <w:p>
@@ -987,7 +1341,7 @@
         <w:t xml:space="preserve">each carrying one main idea.</w:t>
       </w:r>
     </w:p>
-    <w:bookmarkStart w:id="16" w:name="exm-nested-clauses"/>
+    <w:bookmarkStart w:id="20" w:name="exm-nested-clauses"/>
     <w:p>
       <w:pPr>
         <w:pStyle w:val="BodyText"/>
@@ -1048,15 +1402,15 @@
         <w:t xml:space="preserve">so the reader can absorb each idea before moving on.</w:t>
       </w:r>
     </w:p>
-    <w:bookmarkEnd w:id="16"/>
-    <w:bookmarkEnd w:id="17"/>
-    <w:bookmarkStart w:id="19" w:name="X831e99641ea6e3d916f49fb78be48dc576ff061"/>
+    <w:bookmarkEnd w:id="20"/>
+    <w:bookmarkEnd w:id="21"/>
+    <w:bookmarkStart w:id="23" w:name="X831e99641ea6e3d916f49fb78be48dc576ff061"/>
     <w:p>
       <w:pPr>
         <w:pStyle w:val="Heading2"/>
       </w:pPr>
       <w:r>
-        <w:t xml:space="preserve">5 Do not rule out readings no reader would make</w:t>
+        <w:t xml:space="preserve">7 Do not rule out readings no reader would make</w:t>
       </w:r>
     </w:p>
     <w:p>
@@ -1097,7 +1451,7 @@
         <w:t xml:space="preserve">and can plant the confusion it was meant to prevent.</w:t>
       </w:r>
     </w:p>
-    <w:bookmarkStart w:id="18" w:name="exm-gratuitous-disclaimer"/>
+    <w:bookmarkStart w:id="22" w:name="exm-gratuitous-disclaimer"/>
     <w:p>
       <w:pPr>
         <w:pStyle w:val="BodyText"/>
@@ -1182,7 +1536,7 @@
         <w:t xml:space="preserve">that the reader would not otherwise have considered.</w:t>
       </w:r>
     </w:p>
-    <w:bookmarkEnd w:id="18"/>
+    <w:bookmarkEnd w:id="22"/>
     <w:p>
       <w:pPr>
         <w:pStyle w:val="BodyText"/>
@@ -1253,14 +1607,14 @@
         <w:t xml:space="preserve">a report for clinicians might.</w:t>
       </w:r>
     </w:p>
-    <w:bookmarkEnd w:id="19"/>
-    <w:bookmarkStart w:id="21" w:name="avoid-double-negatives"/>
+    <w:bookmarkEnd w:id="23"/>
+    <w:bookmarkStart w:id="25" w:name="avoid-double-negatives"/>
     <w:p>
       <w:pPr>
         <w:pStyle w:val="Heading2"/>
       </w:pPr>
       <w:r>
-        <w:t xml:space="preserve">6 Avoid double negatives</w:t>
+        <w:t xml:space="preserve">8 Avoid double negatives</w:t>
       </w:r>
     </w:p>
     <w:p>
@@ -1282,7 +1636,7 @@
         <w:pStyle w:val="Compact"/>
         <w:numPr>
           <w:ilvl w:val="0"/>
-          <w:numId w:val="1008"/>
+          <w:numId w:val="1009"/>
         </w:numPr>
       </w:pPr>
       <w:r>
@@ -1294,7 +1648,7 @@
         <w:pStyle w:val="Compact"/>
         <w:numPr>
           <w:ilvl w:val="0"/>
-          <w:numId w:val="1008"/>
+          <w:numId w:val="1009"/>
         </w:numPr>
       </w:pPr>
       <w:r>
@@ -1306,7 +1660,7 @@
         <w:pStyle w:val="Compact"/>
         <w:numPr>
           <w:ilvl w:val="0"/>
-          <w:numId w:val="1008"/>
+          <w:numId w:val="1009"/>
         </w:numPr>
       </w:pPr>
       <w:r>
@@ -1371,7 +1725,7 @@
         <w:t xml:space="preserve">and it is the standard wording for a test result.</w:t>
       </w:r>
     </w:p>
-    <w:bookmarkStart w:id="20" w:name="exm-double-negative"/>
+    <w:bookmarkStart w:id="24" w:name="exm-double-negative"/>
     <w:p>
       <w:pPr>
         <w:pStyle w:val="BodyText"/>
@@ -1461,15 +1815,15 @@
         <w:t xml:space="preserve">Choose the one you mean.</w:t>
       </w:r>
     </w:p>
-    <w:bookmarkEnd w:id="20"/>
-    <w:bookmarkEnd w:id="21"/>
-    <w:bookmarkStart w:id="24" w:name="Xa757197b9b942a803dc05820332a104a8aaeee4"/>
+    <w:bookmarkEnd w:id="24"/>
+    <w:bookmarkEnd w:id="25"/>
+    <w:bookmarkStart w:id="28" w:name="Xa757197b9b942a803dc05820332a104a8aaeee4"/>
     <w:p>
       <w:pPr>
         <w:pStyle w:val="Heading2"/>
       </w:pPr>
       <w:r>
-        <w:t xml:space="preserve">7 Write about the subject, not about the text</w:t>
+        <w:t xml:space="preserve">9 Write about the subject, not about the text</w:t>
       </w:r>
     </w:p>
     <w:p>
@@ -1491,7 +1845,7 @@
         <w:pStyle w:val="Compact"/>
         <w:numPr>
           <w:ilvl w:val="0"/>
-          <w:numId w:val="1009"/>
+          <w:numId w:val="1010"/>
         </w:numPr>
       </w:pPr>
       <w:r>
@@ -1503,7 +1857,7 @@
         <w:pStyle w:val="Compact"/>
         <w:numPr>
           <w:ilvl w:val="0"/>
-          <w:numId w:val="1009"/>
+          <w:numId w:val="1010"/>
         </w:numPr>
       </w:pPr>
       <w:r>
@@ -1515,7 +1869,7 @@
         <w:pStyle w:val="Compact"/>
         <w:numPr>
           <w:ilvl w:val="0"/>
-          <w:numId w:val="1009"/>
+          <w:numId w:val="1010"/>
         </w:numPr>
       </w:pPr>
       <w:r>
@@ -1544,7 +1898,7 @@
       <w:r>
         <w:t xml:space="preserve"> </w:t>
       </w:r>
-      <w:hyperlink r:id="rId22">
+      <w:hyperlink r:id="rId26">
         <w:r>
           <w:rPr>
             <w:rStyle w:val="Hyperlink"/>
@@ -1568,7 +1922,7 @@
         <w:t xml:space="preserve">.</w:t>
       </w:r>
     </w:p>
-    <w:bookmarkStart w:id="23" w:name="exm-self-referential"/>
+    <w:bookmarkStart w:id="27" w:name="exm-self-referential"/>
     <w:p>
       <w:pPr>
         <w:pStyle w:val="BodyText"/>
@@ -1667,15 +2021,15 @@
         <w:t xml:space="preserve">instead of saying that it changes something.</w:t>
       </w:r>
     </w:p>
-    <w:bookmarkEnd w:id="23"/>
-    <w:bookmarkEnd w:id="24"/>
-    <w:bookmarkStart w:id="31" w:name="put-lists-in-bullet-points"/>
+    <w:bookmarkEnd w:id="27"/>
+    <w:bookmarkEnd w:id="28"/>
+    <w:bookmarkStart w:id="30" w:name="do-not-overexplain"/>
     <w:p>
       <w:pPr>
         <w:pStyle w:val="Heading2"/>
       </w:pPr>
       <w:r>
-        <w:t xml:space="preserve">8 Put lists in bullet points</w:t>
+        <w:t xml:space="preserve">10 Do not overexplain</w:t>
       </w:r>
     </w:p>
     <w:p>
@@ -1683,197 +2037,26 @@
         <w:pStyle w:val="FirstParagraph"/>
       </w:pPr>
       <w:r>
-        <w:t xml:space="preserve">A list of three or more phrases,</w:t>
-      </w:r>
-      <w:r>
-        <w:t xml:space="preserve"> </w:t>
-      </w:r>
-      <w:r>
-        <w:t xml:space="preserve">written inline and separated by commas,</w:t>
-      </w:r>
-      <w:r>
-        <w:t xml:space="preserve"> </w:t>
-      </w:r>
-      <w:r>
-        <w:t xml:space="preserve">makes the reader count commas to find where each item ends.</w:t>
-      </w:r>
-      <w:r>
-        <w:t xml:space="preserve"> </w:t>
-      </w:r>
-      <w:r>
-        <w:t xml:space="preserve">Write it as a bullet list instead,</w:t>
-      </w:r>
-      <w:r>
-        <w:t xml:space="preserve"> </w:t>
-      </w:r>
-      <w:r>
-        <w:t xml:space="preserve">introduced by a sentence ending in a colon.</w:t>
-      </w:r>
-      <w:r>
-        <w:t xml:space="preserve"> </w:t>
-      </w:r>
-      <w:r>
-        <w:t xml:space="preserve">Use a numbered list when the items are steps done in order.</w:t>
-      </w:r>
-    </w:p>
+        <w:t xml:space="preserve">Say what the reader needs, and stop.</w:t>
+      </w:r>
+      <w:r>
+        <w:t xml:space="preserve"> </w:t>
+      </w:r>
+      <w:r>
+        <w:t xml:space="preserve">Cut a qualifier, a restatement or a reason that the words before it already imply.</w:t>
+      </w:r>
+    </w:p>
+    <w:bookmarkStart w:id="29" w:name="exm-overexplain"/>
     <w:p>
       <w:pPr>
         <w:pStyle w:val="BodyText"/>
-      </w:pPr>
-      <w:r>
-        <w:t xml:space="preserve">A run of parallel sentences is a list too,</w:t>
-      </w:r>
-      <w:r>
-        <w:t xml:space="preserve"> </w:t>
-      </w:r>
-      <w:r>
-        <w:t xml:space="preserve">even with only two items.</w:t>
-      </w:r>
-      <w:r>
-        <w:t xml:space="preserve"> </w:t>
-      </w:r>
-      <w:r>
-        <w:t xml:space="preserve">The common case is a set of resources,</w:t>
-      </w:r>
-      <w:r>
-        <w:t xml:space="preserve"> </w:t>
-      </w:r>
-      <w:r>
-        <w:t xml:space="preserve">such as videos or readings,</w:t>
-      </w:r>
-      <w:r>
-        <w:t xml:space="preserve"> </w:t>
-      </w:r>
-      <w:r>
-        <w:t xml:space="preserve">where each sentence names one resource and links to it.</w:t>
-      </w:r>
-      <w:r>
-        <w:t xml:space="preserve"> </w:t>
-      </w:r>
-      <w:r>
-        <w:t xml:space="preserve">Put each sentence in its own bullet,</w:t>
-      </w:r>
-      <w:r>
-        <w:t xml:space="preserve"> </w:t>
-      </w:r>
-      <w:r>
-        <w:t xml:space="preserve">so the reader sees how many resources there are</w:t>
-      </w:r>
-      <w:r>
-        <w:t xml:space="preserve"> </w:t>
-      </w:r>
-      <w:r>
-        <w:t xml:space="preserve">and where each one starts.</w:t>
-      </w:r>
-    </w:p>
-    <w:p>
-      <w:pPr>
-        <w:pStyle w:val="BodyText"/>
-      </w:pPr>
-      <w:r>
-        <w:t xml:space="preserve">Bullet lists matter most on slides,</w:t>
-      </w:r>
-      <w:r>
-        <w:t xml:space="preserve"> </w:t>
-      </w:r>
-      <w:r>
-        <w:t xml:space="preserve">where a reader scans a list rather than reading it as a sentence.</w:t>
-      </w:r>
-      <w:r>
-        <w:t xml:space="preserve"> </w:t>
-      </w:r>
-      <w:r>
-        <w:t xml:space="preserve">The rule is one case of a broader preference for more structure:</w:t>
-      </w:r>
-      <w:r>
-        <w:t xml:space="preserve"> </w:t>
-      </w:r>
-      <w:r>
-        <w:t xml:space="preserve">when content has a shape, show that shape in the markup.</w:t>
-      </w:r>
-    </w:p>
-    <w:p>
-      <w:pPr>
-        <w:pStyle w:val="BodyText"/>
-      </w:pPr>
-      <w:r>
-        <w:t xml:space="preserve">A few mechanics to keep in mind when writing one:</w:t>
-      </w:r>
-    </w:p>
-    <w:p>
-      <w:pPr>
-        <w:pStyle w:val="Compact"/>
-        <w:numPr>
-          <w:ilvl w:val="0"/>
-          <w:numId w:val="1010"/>
-        </w:numPr>
-      </w:pPr>
-      <w:r>
-        <w:t xml:space="preserve">Keep the items grammatically parallel,</w:t>
-      </w:r>
-      <w:r>
-        <w:t xml:space="preserve"> </w:t>
-      </w:r>
-      <w:r>
-        <w:t xml:space="preserve">so each one completes the introducing sentence the same way.</w:t>
-      </w:r>
-    </w:p>
-    <w:p>
-      <w:pPr>
-        <w:pStyle w:val="Compact"/>
-        <w:numPr>
-          <w:ilvl w:val="0"/>
-          <w:numId w:val="1010"/>
-        </w:numPr>
-      </w:pPr>
-      <w:r>
-        <w:t xml:space="preserve">Leave a blank line before the list;</w:t>
-      </w:r>
-      <w:r>
-        <w:t xml:space="preserve"> </w:t>
-      </w:r>
-      <w:r>
-        <w:t xml:space="preserve">without it, Markdown reads the list as part of the paragraph above.</w:t>
-      </w:r>
-    </w:p>
-    <w:p>
-      <w:pPr>
-        <w:pStyle w:val="Compact"/>
-        <w:numPr>
-          <w:ilvl w:val="0"/>
-          <w:numId w:val="1010"/>
-        </w:numPr>
-      </w:pPr>
-      <w:r>
-        <w:t xml:space="preserve">Keep a short series of single words inline,</w:t>
-      </w:r>
-      <w:r>
-        <w:t xml:space="preserve"> </w:t>
-      </w:r>
-      <w:r>
-        <w:t xml:space="preserve">such as</w:t>
-      </w:r>
-      <w:r>
-        <w:t xml:space="preserve"> </w:t>
-      </w:r>
-      <w:r>
-        <w:t xml:space="preserve">“R, Julia, or Python”</w:t>
-      </w:r>
-      <w:r>
-        <w:t xml:space="preserve">.</w:t>
-      </w:r>
-    </w:p>
-    <w:bookmarkStart w:id="25" w:name="exm-bullet-lists"/>
-    <w:p>
-      <w:pPr>
-        <w:pStyle w:val="FirstParagraph"/>
       </w:pPr>
       <w:r>
         <w:rPr>
           <w:b/>
           <w:bCs/>
         </w:rPr>
-        <w:t xml:space="preserve">Example 5 (Turning an inline list into bullet points)</w:t>
+        <w:t xml:space="preserve">Example 5 (Cutting a clause the term already implies)</w:t>
       </w:r>
       <w:r>
         <w:t xml:space="preserve"> </w:t>
@@ -1887,7 +2070,7 @@
         <w:pStyle w:val="BlockText"/>
       </w:pPr>
       <w:r>
-        <w:t xml:space="preserve">❌ Machine learning combines data to learn from, statistics to say what a finite sample of data supports, and optimization to find the model that fits the data best.</w:t>
+        <w:t xml:space="preserve">❌ Estimated mean: the estimated value of the mean, whether or not it is a mean of an outcome.</w:t>
       </w:r>
     </w:p>
     <w:p>
@@ -1895,7 +2078,166 @@
         <w:pStyle w:val="BlockText"/>
       </w:pPr>
       <w:r>
-        <w:t xml:space="preserve">✅ Machine learning combines three components:</w:t>
+        <w:t xml:space="preserve">✅ Estimated mean: the estimated value of the mean.</w:t>
+      </w:r>
+    </w:p>
+    <w:p>
+      <w:pPr>
+        <w:pStyle w:val="FirstParagraph"/>
+      </w:pPr>
+      <w:r>
+        <w:t xml:space="preserve">The first version adds a clause that</w:t>
+      </w:r>
+      <w:r>
+        <w:t xml:space="preserve"> </w:t>
+      </w:r>
+      <w:r>
+        <w:t xml:space="preserve">“the mean”</w:t>
+      </w:r>
+      <w:r>
+        <w:t xml:space="preserve"> </w:t>
+      </w:r>
+      <w:r>
+        <w:t xml:space="preserve">already covers.</w:t>
+      </w:r>
+      <w:r>
+        <w:t xml:space="preserve"> </w:t>
+      </w:r>
+      <w:r>
+        <w:t xml:space="preserve">The second is complete.</w:t>
+      </w:r>
+    </w:p>
+    <w:bookmarkEnd w:id="29"/>
+    <w:bookmarkEnd w:id="30"/>
+    <w:bookmarkStart w:id="37" w:name="put-lists-in-bullet-points"/>
+    <w:p>
+      <w:pPr>
+        <w:pStyle w:val="Heading2"/>
+      </w:pPr>
+      <w:r>
+        <w:t xml:space="preserve">11 Put lists in bullet points</w:t>
+      </w:r>
+    </w:p>
+    <w:p>
+      <w:pPr>
+        <w:pStyle w:val="FirstParagraph"/>
+      </w:pPr>
+      <w:r>
+        <w:t xml:space="preserve">A list of three or more phrases,</w:t>
+      </w:r>
+      <w:r>
+        <w:t xml:space="preserve"> </w:t>
+      </w:r>
+      <w:r>
+        <w:t xml:space="preserve">written inline and separated by commas,</w:t>
+      </w:r>
+      <w:r>
+        <w:t xml:space="preserve"> </w:t>
+      </w:r>
+      <w:r>
+        <w:t xml:space="preserve">makes the reader count commas to find where each item ends.</w:t>
+      </w:r>
+      <w:r>
+        <w:t xml:space="preserve"> </w:t>
+      </w:r>
+      <w:r>
+        <w:t xml:space="preserve">Write it as a bullet list instead,</w:t>
+      </w:r>
+      <w:r>
+        <w:t xml:space="preserve"> </w:t>
+      </w:r>
+      <w:r>
+        <w:t xml:space="preserve">introduced by a sentence ending in a colon.</w:t>
+      </w:r>
+      <w:r>
+        <w:t xml:space="preserve"> </w:t>
+      </w:r>
+      <w:r>
+        <w:t xml:space="preserve">Use a numbered list when the items are steps done in order.</w:t>
+      </w:r>
+    </w:p>
+    <w:p>
+      <w:pPr>
+        <w:pStyle w:val="BodyText"/>
+      </w:pPr>
+      <w:r>
+        <w:t xml:space="preserve">A run of parallel sentences is a list too,</w:t>
+      </w:r>
+      <w:r>
+        <w:t xml:space="preserve"> </w:t>
+      </w:r>
+      <w:r>
+        <w:t xml:space="preserve">even with only two items.</w:t>
+      </w:r>
+      <w:r>
+        <w:t xml:space="preserve"> </w:t>
+      </w:r>
+      <w:r>
+        <w:t xml:space="preserve">The common case is a set of resources,</w:t>
+      </w:r>
+      <w:r>
+        <w:t xml:space="preserve"> </w:t>
+      </w:r>
+      <w:r>
+        <w:t xml:space="preserve">such as videos or readings,</w:t>
+      </w:r>
+      <w:r>
+        <w:t xml:space="preserve"> </w:t>
+      </w:r>
+      <w:r>
+        <w:t xml:space="preserve">where each sentence names one resource and links to it.</w:t>
+      </w:r>
+      <w:r>
+        <w:t xml:space="preserve"> </w:t>
+      </w:r>
+      <w:r>
+        <w:t xml:space="preserve">Put each sentence in its own bullet,</w:t>
+      </w:r>
+      <w:r>
+        <w:t xml:space="preserve"> </w:t>
+      </w:r>
+      <w:r>
+        <w:t xml:space="preserve">so the reader sees how many resources there are</w:t>
+      </w:r>
+      <w:r>
+        <w:t xml:space="preserve"> </w:t>
+      </w:r>
+      <w:r>
+        <w:t xml:space="preserve">and where each one starts.</w:t>
+      </w:r>
+    </w:p>
+    <w:p>
+      <w:pPr>
+        <w:pStyle w:val="BodyText"/>
+      </w:pPr>
+      <w:r>
+        <w:t xml:space="preserve">Bullet lists matter most on slides,</w:t>
+      </w:r>
+      <w:r>
+        <w:t xml:space="preserve"> </w:t>
+      </w:r>
+      <w:r>
+        <w:t xml:space="preserve">where a reader scans a list rather than reading it as a sentence.</w:t>
+      </w:r>
+      <w:r>
+        <w:t xml:space="preserve"> </w:t>
+      </w:r>
+      <w:r>
+        <w:t xml:space="preserve">The rule is one case of a broader preference for more structure:</w:t>
+      </w:r>
+      <w:r>
+        <w:t xml:space="preserve"> </w:t>
+      </w:r>
+      <w:r>
+        <w:t xml:space="preserve">when content has a shape, show that shape in the markup.</w:t>
+      </w:r>
+    </w:p>
+    <w:p>
+      <w:pPr>
+        <w:pStyle w:val="BodyText"/>
+      </w:pPr>
+      <w:r>
+        <w:t xml:space="preserve">A few mechanics to keep in mind when writing one:</w:t>
       </w:r>
     </w:p>
     <w:p>
@@ -1907,7 +2249,13 @@
         </w:numPr>
       </w:pPr>
       <w:r>
-        <w:t xml:space="preserve">data to learn from;</w:t>
+        <w:t xml:space="preserve">Keep the items grammatically parallel,</w:t>
+      </w:r>
+      <w:r>
+        <w:t xml:space="preserve"> </w:t>
+      </w:r>
+      <w:r>
+        <w:t xml:space="preserve">so each one completes the introducing sentence the same way.</w:t>
       </w:r>
     </w:p>
     <w:p>
@@ -1919,7 +2267,13 @@
         </w:numPr>
       </w:pPr>
       <w:r>
-        <w:t xml:space="preserve">statistics to say what a finite sample of data supports;</w:t>
+        <w:t xml:space="preserve">Leave a blank line before the list;</w:t>
+      </w:r>
+      <w:r>
+        <w:t xml:space="preserve"> </w:t>
+      </w:r>
+      <w:r>
+        <w:t xml:space="preserve">without it, Markdown reads the list as part of the paragraph above.</w:t>
       </w:r>
     </w:p>
     <w:p>
@@ -1931,35 +2285,35 @@
         </w:numPr>
       </w:pPr>
       <w:r>
-        <w:t xml:space="preserve">optimization to find the model that fits the data best.</w:t>
-      </w:r>
-    </w:p>
+        <w:t xml:space="preserve">Keep a short series of single words inline,</w:t>
+      </w:r>
+      <w:r>
+        <w:t xml:space="preserve"> </w:t>
+      </w:r>
+      <w:r>
+        <w:t xml:space="preserve">such as</w:t>
+      </w:r>
+      <w:r>
+        <w:t xml:space="preserve"> </w:t>
+      </w:r>
+      <w:r>
+        <w:t xml:space="preserve">“R, Julia, or Python”</w:t>
+      </w:r>
+      <w:r>
+        <w:t xml:space="preserve">.</w:t>
+      </w:r>
+    </w:p>
+    <w:bookmarkStart w:id="31" w:name="exm-bullet-lists"/>
     <w:p>
       <w:pPr>
         <w:pStyle w:val="FirstParagraph"/>
-      </w:pPr>
-      <w:r>
-        <w:t xml:space="preserve">The revised version puts each component on its own line,</w:t>
-      </w:r>
-      <w:r>
-        <w:t xml:space="preserve"> </w:t>
-      </w:r>
-      <w:r>
-        <w:t xml:space="preserve">so the reader sees at a glance that there are three.</w:t>
-      </w:r>
-    </w:p>
-    <w:bookmarkEnd w:id="25"/>
-    <w:bookmarkStart w:id="29" w:name="exm-resource-lists"/>
-    <w:p>
-      <w:pPr>
-        <w:pStyle w:val="BodyText"/>
       </w:pPr>
       <w:r>
         <w:rPr>
           <w:b/>
           <w:bCs/>
         </w:rPr>
-        <w:t xml:space="preserve">Example 6 (Turning a run of resource sentences into bullet points)</w:t>
+        <w:t xml:space="preserve">Example 6 (Turning an inline list into bullet points)</w:t>
       </w:r>
       <w:r>
         <w:t xml:space="preserve"> </w:t>
@@ -1973,12 +2327,98 @@
         <w:pStyle w:val="BlockText"/>
       </w:pPr>
       <w:r>
+        <w:t xml:space="preserve">❌ Machine learning combines data to learn from, statistics to say what a finite sample of data supports, and optimization to find the model that fits the data best.</w:t>
+      </w:r>
+    </w:p>
+    <w:p>
+      <w:pPr>
+        <w:pStyle w:val="BlockText"/>
+      </w:pPr>
+      <w:r>
+        <w:t xml:space="preserve">✅ Machine learning combines three components:</w:t>
+      </w:r>
+    </w:p>
+    <w:p>
+      <w:pPr>
+        <w:pStyle w:val="Compact"/>
+        <w:numPr>
+          <w:ilvl w:val="0"/>
+          <w:numId w:val="1012"/>
+        </w:numPr>
+      </w:pPr>
+      <w:r>
+        <w:t xml:space="preserve">data to learn from;</w:t>
+      </w:r>
+    </w:p>
+    <w:p>
+      <w:pPr>
+        <w:pStyle w:val="Compact"/>
+        <w:numPr>
+          <w:ilvl w:val="0"/>
+          <w:numId w:val="1012"/>
+        </w:numPr>
+      </w:pPr>
+      <w:r>
+        <w:t xml:space="preserve">statistics to say what a finite sample of data supports;</w:t>
+      </w:r>
+    </w:p>
+    <w:p>
+      <w:pPr>
+        <w:pStyle w:val="Compact"/>
+        <w:numPr>
+          <w:ilvl w:val="0"/>
+          <w:numId w:val="1012"/>
+        </w:numPr>
+      </w:pPr>
+      <w:r>
+        <w:t xml:space="preserve">optimization to find the model that fits the data best.</w:t>
+      </w:r>
+    </w:p>
+    <w:p>
+      <w:pPr>
+        <w:pStyle w:val="FirstParagraph"/>
+      </w:pPr>
+      <w:r>
+        <w:t xml:space="preserve">The revised version puts each component on its own line,</w:t>
+      </w:r>
+      <w:r>
+        <w:t xml:space="preserve"> </w:t>
+      </w:r>
+      <w:r>
+        <w:t xml:space="preserve">so the reader sees at a glance that there are three.</w:t>
+      </w:r>
+    </w:p>
+    <w:bookmarkEnd w:id="31"/>
+    <w:bookmarkStart w:id="35" w:name="exm-resource-lists"/>
+    <w:p>
+      <w:pPr>
+        <w:pStyle w:val="BodyText"/>
+      </w:pPr>
+      <w:r>
+        <w:rPr>
+          <w:b/>
+          <w:bCs/>
+        </w:rPr>
+        <w:t xml:space="preserve">Example 7 (Turning a run of resource sentences into bullet points)</w:t>
+      </w:r>
+      <w:r>
+        <w:t xml:space="preserve"> </w:t>
+      </w:r>
+      <w:r>
+        <w:t xml:space="preserve"> </w:t>
+      </w:r>
+    </w:p>
+    <w:p>
+      <w:pPr>
+        <w:pStyle w:val="BlockText"/>
+      </w:pPr>
+      <w:r>
         <w:t xml:space="preserve">❌ Hastie and Tibshirani</w:t>
       </w:r>
       <w:r>
         <w:t xml:space="preserve"> </w:t>
       </w:r>
-      <w:hyperlink r:id="rId26">
+      <w:hyperlink r:id="rId32">
         <w:r>
           <w:rPr>
             <w:rStyle w:val="Hyperlink"/>
@@ -1992,7 +2432,7 @@
       <w:r>
         <w:t xml:space="preserve"> </w:t>
       </w:r>
-      <w:hyperlink r:id="rId27">
+      <w:hyperlink r:id="rId33">
         <w:r>
           <w:rPr>
             <w:rStyle w:val="Hyperlink"/>
@@ -2017,7 +2457,7 @@
         <w:pStyle w:val="Compact"/>
         <w:numPr>
           <w:ilvl w:val="0"/>
-          <w:numId w:val="1012"/>
+          <w:numId w:val="1013"/>
         </w:numPr>
       </w:pPr>
       <w:r>
@@ -2026,7 +2466,7 @@
       <w:r>
         <w:t xml:space="preserve"> </w:t>
       </w:r>
-      <w:hyperlink r:id="rId26">
+      <w:hyperlink r:id="rId32">
         <w:r>
           <w:rPr>
             <w:rStyle w:val="Hyperlink"/>
@@ -2043,7 +2483,7 @@
         <w:pStyle w:val="Compact"/>
         <w:numPr>
           <w:ilvl w:val="0"/>
-          <w:numId w:val="1012"/>
+          <w:numId w:val="1013"/>
         </w:numPr>
       </w:pPr>
       <w:r>
@@ -2052,7 +2492,7 @@
       <w:r>
         <w:t xml:space="preserve"> </w:t>
       </w:r>
-      <w:hyperlink r:id="rId27">
+      <w:hyperlink r:id="rId33">
         <w:r>
           <w:rPr>
             <w:rStyle w:val="Hyperlink"/>
@@ -2069,12 +2509,12 @@
         <w:pStyle w:val="FirstParagraph"/>
       </w:pPr>
       <w:r>
-        <w:t xml:space="preserve">This example is adapted from video notes in the DATA 571 chapter on</w:t>
-      </w:r>
-      <w:r>
-        <w:t xml:space="preserve"> </w:t>
-      </w:r>
-      <w:hyperlink r:id="rId28">
+        <w:t xml:space="preserve">For the video notes this example comes from, see the DATA 571 chapter on</w:t>
+      </w:r>
+      <w:r>
+        <w:t xml:space="preserve"> </w:t>
+      </w:r>
+      <w:hyperlink r:id="rId34">
         <w:r>
           <w:rPr>
             <w:rStyle w:val="Hyperlink"/>
@@ -2098,8 +2538,8 @@
         <w:t xml:space="preserve">so the reader can pick one without parsing the paragraph.</w:t>
       </w:r>
     </w:p>
-    <w:bookmarkEnd w:id="29"/>
-    <w:bookmarkStart w:id="30" w:name="exm-numbered-lists"/>
+    <w:bookmarkEnd w:id="35"/>
+    <w:bookmarkStart w:id="36" w:name="exm-numbered-lists"/>
     <w:p>
       <w:pPr>
         <w:pStyle w:val="BodyText"/>
@@ -2109,7 +2549,7 @@
           <w:b/>
           <w:bCs/>
         </w:rPr>
-        <w:t xml:space="preserve">Example 7 (Turning inline steps into a numbered list)</w:t>
+        <w:t xml:space="preserve">Example 8 (Turning inline steps into a numbered list)</w:t>
       </w:r>
       <w:r>
         <w:t xml:space="preserve"> </w:t>
@@ -2173,7 +2613,7 @@
         <w:pStyle w:val="Compact"/>
         <w:numPr>
           <w:ilvl w:val="0"/>
-          <w:numId w:val="1013"/>
+          <w:numId w:val="1014"/>
         </w:numPr>
       </w:pPr>
       <w:r>
@@ -2185,7 +2625,7 @@
         <w:pStyle w:val="Compact"/>
         <w:numPr>
           <w:ilvl w:val="0"/>
-          <w:numId w:val="1013"/>
+          <w:numId w:val="1014"/>
         </w:numPr>
       </w:pPr>
       <w:r>
@@ -2206,15 +2646,15 @@
         <w:t xml:space="preserve">and the loop condition moves into the introducing sentence.</w:t>
       </w:r>
     </w:p>
-    <w:bookmarkEnd w:id="30"/>
-    <w:bookmarkEnd w:id="31"/>
-    <w:bookmarkStart w:id="37" w:name="examples-of-concise-writing"/>
+    <w:bookmarkEnd w:id="36"/>
+    <w:bookmarkEnd w:id="37"/>
+    <w:bookmarkStart w:id="45" w:name="examples-of-concise-writing"/>
     <w:p>
       <w:pPr>
         <w:pStyle w:val="Heading2"/>
       </w:pPr>
       <w:r>
-        <w:t xml:space="preserve">9 Examples of concise writing</w:t>
+        <w:t xml:space="preserve">12 Examples of concise writing</w:t>
       </w:r>
     </w:p>
     <w:p>
@@ -2305,8 +2745,45 @@
         <w:t xml:space="preserve">.</w:t>
       </w:r>
     </w:p>
-    <w:bookmarkStart w:id="36" w:name="refs"/>
-    <w:bookmarkStart w:id="33" w:name="ref-hemingway_style"/>
+    <w:bookmarkStart w:id="44" w:name="refs"/>
+    <w:bookmarkStart w:id="39" w:name="ref-strunk1920elements"/>
+    <w:p>
+      <w:pPr>
+        <w:pStyle w:val="Bibliography"/>
+      </w:pPr>
+      <w:r>
+        <w:t xml:space="preserve">Strunk, William, Jr. 1920.</w:t>
+      </w:r>
+      <w:r>
+        <w:t xml:space="preserve"> </w:t>
+      </w:r>
+      <w:r>
+        <w:rPr>
+          <w:i/>
+          <w:iCs/>
+        </w:rPr>
+        <w:t xml:space="preserve">The Elements of Style</w:t>
+      </w:r>
+      <w:r>
+        <w:t xml:space="preserve">. Harcourt, Brace; Howe.</w:t>
+      </w:r>
+      <w:r>
+        <w:t xml:space="preserve"> </w:t>
+      </w:r>
+      <w:hyperlink r:id="rId38">
+        <w:r>
+          <w:rPr>
+            <w:rStyle w:val="Hyperlink"/>
+          </w:rPr>
+          <w:t xml:space="preserve">https://www.gutenberg.org/ebooks/37134</w:t>
+        </w:r>
+      </w:hyperlink>
+      <w:r>
+        <w:t xml:space="preserve">.</w:t>
+      </w:r>
+    </w:p>
+    <w:bookmarkEnd w:id="39"/>
+    <w:bookmarkStart w:id="41" w:name="ref-hemingway_style"/>
     <w:p>
       <w:pPr>
         <w:pStyle w:val="Bibliography"/>
@@ -2365,7 +2842,7 @@
       <w:r>
         <w:t xml:space="preserve"> </w:t>
       </w:r>
-      <w:hyperlink r:id="rId32">
+      <w:hyperlink r:id="rId40">
         <w:r>
           <w:rPr>
             <w:rStyle w:val="Hyperlink"/>
@@ -2377,8 +2854,8 @@
         <w:t xml:space="preserve">.</w:t>
       </w:r>
     </w:p>
-    <w:bookmarkEnd w:id="33"/>
-    <w:bookmarkStart w:id="35" w:name="ref-caesar_gallic"/>
+    <w:bookmarkEnd w:id="41"/>
+    <w:bookmarkStart w:id="43" w:name="ref-caesar_gallic"/>
     <w:p>
       <w:pPr>
         <w:pStyle w:val="Bibliography"/>
@@ -2437,7 +2914,7 @@
       <w:r>
         <w:t xml:space="preserve"> </w:t>
       </w:r>
-      <w:hyperlink r:id="rId34">
+      <w:hyperlink r:id="rId42">
         <w:r>
           <w:rPr>
             <w:rStyle w:val="Hyperlink"/>
@@ -2449,9 +2926,9 @@
         <w:t xml:space="preserve">.</w:t>
       </w:r>
     </w:p>
-    <w:bookmarkEnd w:id="35"/>
-    <w:bookmarkEnd w:id="36"/>
-    <w:bookmarkEnd w:id="37"/>
+    <w:bookmarkEnd w:id="43"/>
+    <w:bookmarkEnd w:id="44"/>
+    <w:bookmarkEnd w:id="45"/>
     <w:sectPr>
       <w:footnotePr>
         <w:numRestart w:val="eachSect"/>
@@ -2790,6 +3267,9 @@
     <w:abstractNumId w:val="991"/>
   </w:num>
   <w:num w:numId="1013">
+    <w:abstractNumId w:val="991"/>
+  </w:num>
+  <w:num w:numId="1014">
     <w:abstractNumId w:val="99411"/>
     <w:lvlOverride w:ilvl="0">
       <w:startOverride w:val="1"/>
